--- a/Weekly Reports/BCIS309 Weekly Report week08 - McIntosh, Daniel.docx
+++ b/Weekly Reports/BCIS309 Weekly Report week08 - McIntosh, Daniel.docx
@@ -169,7 +169,7 @@
           <w:bCs/>
           <w:color w:val="C45911" w:themeColor="accent2" w:themeShade="BF"/>
         </w:rPr>
-        <w:t>30</w:t>
+        <w:t>06</w:t>
       </w:r>
       <w:r>
         <w:rPr>
@@ -178,7 +178,25 @@
           <w:bCs/>
           <w:color w:val="C45911" w:themeColor="accent2" w:themeShade="BF"/>
         </w:rPr>
-        <w:t xml:space="preserve"> Mar. 2026</w:t>
+        <w:t xml:space="preserve"> </w:t>
+      </w:r>
+      <w:r>
+        <w:rPr>
+          <w:rFonts w:ascii="Century Gothic" w:hAnsi="Century Gothic"/>
+          <w:b/>
+          <w:bCs/>
+          <w:color w:val="C45911" w:themeColor="accent2" w:themeShade="BF"/>
+        </w:rPr>
+        <w:t>Apr</w:t>
+      </w:r>
+      <w:r>
+        <w:rPr>
+          <w:rFonts w:ascii="Century Gothic" w:hAnsi="Century Gothic"/>
+          <w:b/>
+          <w:bCs/>
+          <w:color w:val="C45911" w:themeColor="accent2" w:themeShade="BF"/>
+        </w:rPr>
+        <w:t>. 2026</w:t>
       </w:r>
     </w:p>
     <w:p>
@@ -280,7 +298,7 @@
         <w:rPr>
           <w:rFonts w:ascii="Century Gothic" w:hAnsi="Century Gothic"/>
         </w:rPr>
-        <w:t>26</w:t>
+        <w:t>19</w:t>
       </w:r>
       <w:r>
         <w:rPr>
@@ -360,7 +378,7 @@
         <w:rPr>
           <w:rFonts w:ascii="Century Gothic" w:hAnsi="Century Gothic"/>
         </w:rPr>
-        <w:t>2</w:t>
+        <w:t>1</w:t>
       </w:r>
       <w:r>
         <w:rPr>
@@ -470,7 +488,14 @@
           <w:rFonts w:ascii="Century Gothic" w:hAnsi="Century Gothic"/>
           <w:u w:val="single"/>
         </w:rPr>
-        <w:t>28</w:t>
+        <w:t>2</w:t>
+      </w:r>
+      <w:r>
+        <w:rPr>
+          <w:rFonts w:ascii="Century Gothic" w:hAnsi="Century Gothic"/>
+          <w:u w:val="single"/>
+        </w:rPr>
+        <w:t>0</w:t>
       </w:r>
       <w:r>
         <w:rPr>
@@ -556,7 +581,15 @@
           <w:b/>
           <w:bCs/>
         </w:rPr>
-        <w:t>72</w:t>
+        <w:t>6</w:t>
+      </w:r>
+      <w:r>
+        <w:rPr>
+          <w:rFonts w:ascii="Century Gothic" w:hAnsi="Century Gothic"/>
+          <w:b/>
+          <w:bCs/>
+        </w:rPr>
+        <w:t>2</w:t>
       </w:r>
       <w:r>
         <w:rPr>
@@ -661,7 +694,15 @@
           <w:b/>
           <w:bCs/>
         </w:rPr>
-        <w:t>31</w:t>
+        <w:t>3</w:t>
+      </w:r>
+      <w:r>
+        <w:rPr>
+          <w:rFonts w:ascii="Century Gothic" w:hAnsi="Century Gothic"/>
+          <w:b/>
+          <w:bCs/>
+        </w:rPr>
+        <w:t>2</w:t>
       </w:r>
       <w:r>
         <w:rPr>

--- a/Weekly Reports/BCIS309 Weekly Report week08 - McIntosh, Daniel.docx
+++ b/Weekly Reports/BCIS309 Weekly Report week08 - McIntosh, Daniel.docx
@@ -885,7 +885,27 @@
           <w:sz w:val="20"/>
           <w:szCs w:val="20"/>
         </w:rPr>
-        <w:t>, Tuesday 12pm with Abdul</w:t>
+        <w:t xml:space="preserve">, </w:t>
+      </w:r>
+      <w:r>
+        <w:rPr>
+          <w:rFonts w:ascii="Century Gothic" w:hAnsi="Century Gothic"/>
+          <w:b/>
+          <w:bCs/>
+          <w:sz w:val="20"/>
+          <w:szCs w:val="20"/>
+        </w:rPr>
+        <w:t>Monday</w:t>
+      </w:r>
+      <w:r>
+        <w:rPr>
+          <w:rFonts w:ascii="Century Gothic" w:hAnsi="Century Gothic"/>
+          <w:b/>
+          <w:bCs/>
+          <w:sz w:val="20"/>
+          <w:szCs w:val="20"/>
+        </w:rPr>
+        <w:t xml:space="preserve"> 12pm with Abdul</w:t>
       </w:r>
     </w:p>
     <w:p>
@@ -1710,25 +1730,7 @@
                 <w:sz w:val="22"/>
                 <w:szCs w:val="22"/>
               </w:rPr>
-              <w:t xml:space="preserve">Until I am on my planned schedule, I need to focus on the immediate tasks, not my </w:t>
-            </w:r>
-            <w:proofErr w:type="gramStart"/>
-            <w:r>
-              <w:rPr>
-                <w:rFonts w:ascii="Century Gothic" w:hAnsi="Century Gothic"/>
-                <w:sz w:val="22"/>
-                <w:szCs w:val="22"/>
-              </w:rPr>
-              <w:t>long term</w:t>
-            </w:r>
-            <w:proofErr w:type="gramEnd"/>
-            <w:r>
-              <w:rPr>
-                <w:rFonts w:ascii="Century Gothic" w:hAnsi="Century Gothic"/>
-                <w:sz w:val="22"/>
-                <w:szCs w:val="22"/>
-              </w:rPr>
-              <w:t xml:space="preserve"> goals. </w:t>
+              <w:t xml:space="preserve">Until I am on my planned schedule, I need to focus on the immediate tasks, not my long term goals. </w:t>
             </w:r>
           </w:p>
         </w:tc>
